--- a/weibull-clinical-dropout/manuscripts/weibull_antipsychotic_EN.docx
+++ b/weibull-clinical-dropout/manuscripts/weibull_antipsychotic_EN.docx
@@ -109,7 +109,7 @@
         <w:spacing w:before="0" w:after="120" w:line="276" w:lineRule="auto"/>
       </w:pPr>
       <w:r>
-        <w:t>Results: All six datasets yielded k &lt; 1 (range: 0.683-0.958, mean 0.856). CATIE trial arms showed near-constant hazard (k=0.916-0.958), while real-world Finnish data showed lower k for both LAI (0.737) and oral (0.683). LAI formulations showed higher k than oral, consistent with reduced early discontinuation. R² range: 0.9938-0.9991.</w:t>
+        <w:t>Results: All six datasets yielded k &lt; 1 (range: 0.683-0.958, mean 0.857). CATIE trial arms showed near-constant hazard (k=0.916-0.958), while real-world Finnish data showed lower k for both LAI (0.737) and oral (0.683). LAI formulations showed higher k than oral, consistent with reduced early discontinuation. R² range: 0.9938-0.9991.</w:t>
       </w:r>
     </w:p>
     <w:p>
@@ -831,7 +831,7 @@
         <w:spacing w:before="0" w:after="120" w:line="276" w:lineRule="auto"/>
       </w:pPr>
       <w:r>
-        <w:t>Antipsychotic discontinuation showed the highest k values (mean 0.856) among all clinical domains we have studied, approaching but not reaching constant hazard (k=1). This suggests that the hazard of discontinuation remains relatively stable over the treatment course compared to other clinical domains.</w:t>
+        <w:t>Antipsychotic discontinuation showed the highest k values (mean 0.857) among all clinical domains we have studied, approaching but not reaching constant hazard (k=1). This suggests that the hazard of discontinuation remains relatively stable over the treatment course compared to other clinical domains.</w:t>
       </w:r>
       <w:r>
         <w:rPr>
